--- a/az/discovery-articles/1.4 Yazı sistemləri.docx
+++ b/az/discovery-articles/1.4 Yazı sistemləri.docx
@@ -4,485 +4,327 @@
   <w:body>
     <w:p>
       <w:pPr>
-        <w:spacing w:before="280" w:after="120"/>
+        <w:pStyle w:val="Title"/>
+        <w:widowControl/>
       </w:pPr>
       <w:r>
-        <w:rPr>
-          <w:rFonts w:ascii="Calibri" w:hAnsi="Calibri" w:eastAsia="Calibri"/>
-          <w:b/>
-          <w:i w:val="0"/>
-          <w:color w:val="004E8C"/>
-          <w:sz w:val="44"/>
-        </w:rPr>
         <w:t>1.4 Yazı sistemləri</w:t>
       </w:r>
     </w:p>
     <w:p>
       <w:pPr>
-        <w:spacing w:after="80"/>
+        <w:keepNext/>
+        <w:widowControl/>
       </w:pPr>
       <w:r>
         <w:rPr>
-          <w:rFonts w:ascii="Calibri" w:hAnsi="Calibri" w:eastAsia="Calibri"/>
-          <w:b w:val="0"/>
-          <w:i/>
-          <w:color w:val="505050"/>
-          <w:sz w:val="22"/>
+          <w:sz w:val="20"/>
         </w:rPr>
-        <w:t>1. Sivilizasiyanın təməlləri</w:t>
+        <w:t>1 Sivilizasiyanın təməlləri</w:t>
       </w:r>
     </w:p>
     <w:p>
       <w:pPr>
-        <w:spacing w:after="200"/>
+        <w:keepNext/>
+        <w:widowControl/>
       </w:pPr>
       <w:r>
         <w:rPr>
-          <w:rFonts w:ascii="Calibri" w:hAnsi="Calibri" w:eastAsia="Calibri"/>
-          <w:b w:val="0"/>
-          <w:i/>
-          <w:sz w:val="22"/>
+          <w:sz w:val="20"/>
         </w:rPr>
-        <w:t>Dövr: e.ə. təxminən 3400–3000-ci illər (Şumer mixi yazısı); e.ə. təxminən 3200-cü il (Misir heroqlifləri) | Əsas mərkəzlər: Şumer (mixi yazı); Misir (heroqliflər); Çin və Mezoamerika (müstəqil ixtiralar)</w:t>
+        <w:t>Dövr: təxminən e.ə. 3400–3000-ci illər (Şumer mixi yazısı); təxminən e.ə. 3200-cü il (Misir heroqlifləri) | Əsas mərkəzlər: Şumer, Misir, Çin və Mezoamerika; son iki bölgədə müstəqil yaranma</w:t>
       </w:r>
     </w:p>
     <w:p>
       <w:pPr>
-        <w:spacing w:after="160" w:line="276" w:lineRule="auto"/>
+        <w:widowControl/>
       </w:pPr>
       <w:r>
-        <w:rPr>
-          <w:rFonts w:ascii="Calibri" w:hAnsi="Calibri" w:eastAsia="Calibri"/>
-          <w:b w:val="0"/>
-          <w:i w:val="0"/>
-          <w:sz w:val="22"/>
-        </w:rPr>
-        <w:t>Yazı danışıq dilini görünən və davamlı işarələrlə ifadə edir. Dünyanın müxtəlif bölgələrində müstəqil şəkildə yaranan yazı sistemləri hesabların, qanunların, elmi biliklərin və ədəbi əsərlərin yaddaşdan asılı olmadan qorunub sonrakı nəsillərə çatdırılmasını təmin etdi.</w:t>
+        <w:t>Yazı sözləri və rəqəmləri uzun müddət qorunan işarələrə çevirir. Ayrı-ayrı yerlərdə müstəqil yaranan bu vasitə qanunları, hesabları, elmi bilikləri və ədəbi əsərləri sonrakı nəsillərin də oxumasına imkan verdi.</w:t>
       </w:r>
     </w:p>
     <w:p>
       <w:pPr>
-        <w:spacing w:before="240" w:after="120"/>
+        <w:pStyle w:val="Heading1"/>
+        <w:widowControl/>
       </w:pPr>
       <w:r>
-        <w:rPr>
-          <w:rFonts w:ascii="Calibri" w:hAnsi="Calibri" w:eastAsia="Calibri"/>
-          <w:b/>
-          <w:i w:val="0"/>
-          <w:color w:val="004E8C"/>
-          <w:sz w:val="28"/>
-        </w:rPr>
-        <w:t>Əsas faktlar</w:t>
+        <w:t>Əsas məlumatlar</w:t>
       </w:r>
     </w:p>
     <w:p>
       <w:pPr>
         <w:pStyle w:val="ListBullet"/>
+        <w:widowControl/>
       </w:pPr>
       <w:r>
-        <w:rPr>
-          <w:rFonts w:ascii="Calibri" w:hAnsi="Calibri" w:eastAsia="Calibri"/>
-          <w:b w:val="0"/>
-          <w:i w:val="0"/>
-          <w:sz w:val="22"/>
-        </w:rPr>
-        <w:t>Yazı ən azı Şumerdə, Misirdə, Çində və Mezoamerikada bir-birindən asılı olmadan yaradılıb</w:t>
+        <w:t>Yazı ən azı Şumerdə, Misirdə, Çində və Mezoamerikada müstəqil şəkildə yaranıb.</w:t>
       </w:r>
     </w:p>
     <w:p>
       <w:pPr>
         <w:pStyle w:val="ListBullet"/>
+        <w:widowControl/>
       </w:pPr>
       <w:r>
-        <w:rPr>
-          <w:rFonts w:ascii="Calibri" w:hAnsi="Calibri" w:eastAsia="Calibri"/>
-          <w:b w:val="0"/>
-          <w:i w:val="0"/>
-          <w:sz w:val="22"/>
-        </w:rPr>
-        <w:t>E.ə. IV minilliyin sonlarında yaranmış Şumer mixi yazısı ən qədim yazı sistemlərindən biridir</w:t>
+        <w:t>E.ə. IV minilliyin sonlarına aid Şumer mixi yazısı ən qədim yazı sistemlərindəndir.</w:t>
       </w:r>
     </w:p>
     <w:p>
       <w:pPr>
         <w:pStyle w:val="ListBullet"/>
+        <w:widowControl/>
       </w:pPr>
       <w:r>
-        <w:rPr>
-          <w:rFonts w:ascii="Calibri" w:hAnsi="Calibri" w:eastAsia="Calibri"/>
-          <w:b w:val="0"/>
-          <w:i w:val="0"/>
-          <w:sz w:val="22"/>
-        </w:rPr>
-        <w:t>Misir heroqlifləri e.ə. təxminən 3200-cü ildən etibarən işlədilib</w:t>
+        <w:t>Misir heroqliflərinə təxminən e.ə. 3200-cü ildən rast gəlinir.</w:t>
       </w:r>
     </w:p>
     <w:p>
       <w:pPr>
         <w:pStyle w:val="ListBullet"/>
+        <w:widowControl/>
       </w:pPr>
       <w:r>
-        <w:rPr>
-          <w:rFonts w:ascii="Calibri" w:hAnsi="Calibri" w:eastAsia="Calibri"/>
-          <w:b w:val="0"/>
-          <w:i w:val="0"/>
-          <w:sz w:val="22"/>
-        </w:rPr>
-        <w:t>İlk əlifbalardan biri e.ə. II minillikdə Levant bölgəsində yaranıb</w:t>
+        <w:t>İlk əlifbalardan biri e.ə. II minillikdə Levantda yaranıb.</w:t>
       </w:r>
     </w:p>
     <w:p>
       <w:pPr>
         <w:pStyle w:val="ListBullet"/>
+        <w:widowControl/>
       </w:pPr>
       <w:r>
-        <w:rPr>
-          <w:rFonts w:ascii="Calibri" w:hAnsi="Calibri" w:eastAsia="Calibri"/>
-          <w:b w:val="0"/>
-          <w:i w:val="0"/>
-          <w:sz w:val="22"/>
-        </w:rPr>
-        <w:t>Yazı biliklərin toplanaraq nəsildən-nəslə ötürülməsinə, eyni zamanda hakimiyyətin yazılı vasitələrlə möhkəmlənməsinə imkan verib</w:t>
+        <w:t>Yazı biliklərin toplanıb ötürülməsinə, eləcə də hakimiyyətin yazılı sənədlərlə həyata keçirilməsinə imkan verdi.</w:t>
       </w:r>
     </w:p>
     <w:p>
       <w:pPr>
-        <w:spacing w:before="240" w:after="120"/>
+        <w:pStyle w:val="Heading1"/>
+        <w:widowControl/>
       </w:pPr>
       <w:r>
-        <w:rPr>
-          <w:rFonts w:ascii="Calibri" w:hAnsi="Calibri" w:eastAsia="Calibri"/>
-          <w:b/>
-          <w:i w:val="0"/>
-          <w:color w:val="004E8C"/>
-          <w:sz w:val="28"/>
-        </w:rPr>
-        <w:t>Bu nədir və necə işləyir?</w:t>
+        <w:t>Bu nədir</w:t>
       </w:r>
     </w:p>
     <w:p>
       <w:pPr>
-        <w:spacing w:after="160" w:line="276" w:lineRule="auto"/>
+        <w:widowControl/>
       </w:pPr>
       <w:r>
-        <w:rPr>
-          <w:rFonts w:ascii="Calibri" w:hAnsi="Calibri" w:eastAsia="Calibri"/>
-          <w:b w:val="0"/>
-          <w:i w:val="0"/>
-          <w:sz w:val="22"/>
-        </w:rPr>
-        <w:t>Yazı sistemi sözləri, səsləri və ya hər ikisini ifadə edən işarələr toplusudur; onun sayəsində məlumatı qeydə almaq və sonradan oxumaq mümkündür. Bu, sadəcə ov səhnəsinin rəsmini çəkmək deyil. Əsl yazı ad, borc, dua və qanun kimi məlumatları müəllifin izahına ehtiyac olmadan qeydə almağa imkan verir. Beləliklə, yaddaş insan beyninin hüdudlarından çıxaraq gil, daş, sümük və kağız üzərində yaşamağa başladı.</w:t>
+        <w:t>Yazı sistemi sözləri, səsləri və ya hər ikisini ifadə edən işarələr toplusudur. Onun vasitəsilə məlumatı saxlamaq və sonradan oxumaq mümkündür. Bu, məsələn, ov səhnəsinin şəklini çəkməklə eyni deyil. Yazı bir adı, borcu, duanı və ya qanunu müəllifi yanında olmadan da başa düşüləcək şəkildə qeydə alır. Beləcə, yaddaş yalnız insan zehnində deyil, gil, daş, sümük və kağız üzərində də qorunmağa başladı.</w:t>
       </w:r>
     </w:p>
     <w:p>
       <w:pPr>
-        <w:spacing w:before="240" w:after="120"/>
+        <w:pStyle w:val="Heading1"/>
+        <w:widowControl/>
       </w:pPr>
       <w:r>
-        <w:rPr>
-          <w:rFonts w:ascii="Calibri" w:hAnsi="Calibri" w:eastAsia="Calibri"/>
-          <w:b/>
-          <w:i w:val="0"/>
-          <w:color w:val="004E8C"/>
-          <w:sz w:val="28"/>
-        </w:rPr>
-        <w:t>Kim kəşf və ya ixtira edib?</w:t>
+        <w:t>Kim kəşf edib və ya yaradıb</w:t>
       </w:r>
     </w:p>
     <w:p>
       <w:pPr>
-        <w:spacing w:after="160" w:line="276" w:lineRule="auto"/>
+        <w:widowControl/>
       </w:pPr>
       <w:r>
-        <w:rPr>
-          <w:rFonts w:ascii="Calibri" w:hAnsi="Calibri" w:eastAsia="Calibri"/>
-          <w:b w:val="0"/>
-          <w:i w:val="0"/>
-          <w:sz w:val="22"/>
-        </w:rPr>
-        <w:t>Yazının da vahid bir ixtiraçısı yoxdur. Cənubi Mesopotamiyada yaşayan şumerlər mixi yazını, misirlilər heroqlifləri yaratdılar. Çində bu gün də davamçıları olan işarə sistemi meydana çıxdı, mayalar və digər Mezoamerika xalqları isə yazını müstəqil şəkildə ixtira etdilər. İlk mirzələr çox vaxt şair deyil, hesabdar və məbəd məmurları idilər. Başlıca ehtiyac taxılın, görülən işin, eləcə də məbədə gətirilən payların uçotunu aparmaq idi.</w:t>
+        <w:t>Yazının da tək bir ixtiraçısı yoxdur. Cənubi Mesopotamiyada şumerlər mixi yazını, misirlilər heroqlifləri yaratdılar. Çində bu gün də davamı yaşayan işarələr sistemi formalaşdı. Mayyalar və Mezoamerikanın başqa xalqları da yazını müstəqil yaratdılar. İlk mirzələr çox vaxt şair deyil, hesabdar və məbəd işçiləri idi. Əsas ehtiyac taxılı, əməyi və verilən nəzirləri qeydə almaq idi.</w:t>
       </w:r>
     </w:p>
     <w:p>
       <w:pPr>
-        <w:spacing w:before="240" w:after="120"/>
+        <w:pStyle w:val="Heading1"/>
+        <w:widowControl/>
       </w:pPr>
       <w:r>
-        <w:rPr>
-          <w:rFonts w:ascii="Calibri" w:hAnsi="Calibri" w:eastAsia="Calibri"/>
-          <w:b/>
-          <w:i w:val="0"/>
-          <w:color w:val="004E8C"/>
-          <w:sz w:val="28"/>
-        </w:rPr>
-        <w:t>Nə vaxt və necə yaranıb?</w:t>
+        <w:t>Nə vaxt və necə yaranıb</w:t>
       </w:r>
     </w:p>
     <w:p>
       <w:pPr>
-        <w:spacing w:after="160" w:line="276" w:lineRule="auto"/>
+        <w:widowControl/>
       </w:pPr>
       <w:r>
-        <w:rPr>
-          <w:rFonts w:ascii="Calibri" w:hAnsi="Calibri" w:eastAsia="Calibri"/>
-          <w:b w:val="0"/>
-          <w:i w:val="0"/>
-          <w:sz w:val="22"/>
-        </w:rPr>
-        <w:t>Şumer yazısı e.ə. IV minilliyin sonlarında, təxminən e.ə. 3400–3000-ci illərdə meydana çıxıb. Misir yazısı da ona yaxın dövrdə — e.ə. təxminən 3200-cü ildə mövcud idi. Çində yazının günümüzə çatmış ən qədim nümunələri daha sonrakı dövrə aiddir, lakin bu sistem müstəqil şəkildə yaranmışdı. Səsləri bildirən azsaylı işarələrdən ibarət əlifba e.ə. II minillikdə qədim Levantda meydana gəldi və sonralar Finikiya, yunan və başqa yazı sistemləri vasitəsilə yayıldı. Hər sistem yerli dilə və istifadə olunan materiala uyğun inkişaf etdi: gil üzərində pazşəkilli işarələr, papirus üzərində mürəkkəblə yazı, sümük üzərində oymalar və rənglənmiş ağac qabığı.</w:t>
+        <w:t>Şumer yazısı e.ə. IV minilliyin sonlarında, təxminən e.ə. 3400–3000-ci illərdə meydana çıxdı. Misir yazısı da yaxın dövrə — təxminən e.ə. 3200-cü ilə aiddir. Çin yazısının günümüzə çatan nümunələri daha sonrakı dövrə aid olsa da, o, müstəqil yaranmışdı. Səsləri az sayda işarə ilə göstərən əlifba e.ə. II minillikdə qədim Levantda yarandı, sonra Finikiya, yunan və digər yazılar vasitəsilə yayıldı. Hər sistem yerli dilə və materiallara uyğun inkişaf edirdi: gilə basılmış pazşəkilli izlər, papirus üzərində mürəkkəb, sümüyə oyulmuş və ağac qabığına çəkilmiş işarələr.</w:t>
       </w:r>
     </w:p>
     <w:p>
       <w:pPr>
-        <w:spacing w:before="240" w:after="120"/>
+        <w:pStyle w:val="Heading1"/>
+        <w:widowControl/>
       </w:pPr>
       <w:r>
-        <w:rPr>
-          <w:rFonts w:ascii="Calibri" w:hAnsi="Calibri" w:eastAsia="Calibri"/>
-          <w:b/>
-          <w:i w:val="0"/>
-          <w:color w:val="004E8C"/>
-          <w:sz w:val="28"/>
-        </w:rPr>
-        <w:t>Elmi əhəmiyyəti</w:t>
+        <w:t>Elm üçün əhəmiyyəti</w:t>
       </w:r>
     </w:p>
     <w:p>
       <w:pPr>
-        <w:spacing w:after="160" w:line="276" w:lineRule="auto"/>
+        <w:widowControl/>
       </w:pPr>
       <w:r>
-        <w:rPr>
-          <w:rFonts w:ascii="Calibri" w:hAnsi="Calibri" w:eastAsia="Calibri"/>
-          <w:b w:val="0"/>
-          <w:i w:val="0"/>
-          <w:sz w:val="22"/>
-        </w:rPr>
-        <w:t>Yazı biliklərin toplanmasına imkan verir. Ulduzların siyahısı, dərman hazırlanması qaydası və ya müqavilə onu tərtib edən şəxsdən əsrlərlə artıq yaşaya bilər. Yazı mücərrəd düşüncəni də asanlaşdırır: hesablamanı yoxlamaq, iki qanunu müqayisə etmək və ya tələbələr üçün mətni köçürmək mümkündür. Bu gün tanıdığımız elm, tarix və ədəbiyyat yazısız mövcud ola bilməzdi. Yazı olmasaydı, hər nəsil biliklərin böyük bir hissəsini yalnız şifahi məlumatlar əsasında yenidən qurmalı olardı.</w:t>
+        <w:t>Yazı biliklərin nəsildən-nəslə toplanmasına imkan verir. Ulduzların siyahısı, müalicə resepti və ya müqavilə müəllifindən sonra da qalır. Mücərrəd düşünmək də asanlaşır: hesablamanı yoxlamaq, iki qanunu müqayisə etmək və ya mətni şagirdlər üçün köçürmək olur. Bildiyimiz şəkildə elm, tarix və ədəbiyyat bundan asılıdır. Yazı olmasaydı, hər nəsil çox şeyi yalnız şifahi məlumat əsasında yenidən öyrənməli olardı.</w:t>
       </w:r>
     </w:p>
     <w:p>
       <w:pPr>
-        <w:spacing w:before="240" w:after="120"/>
+        <w:pStyle w:val="Heading1"/>
+        <w:widowControl/>
       </w:pPr>
       <w:r>
-        <w:rPr>
-          <w:rFonts w:ascii="Calibri" w:hAnsi="Calibri" w:eastAsia="Calibri"/>
-          <w:b/>
-          <w:i w:val="0"/>
-          <w:color w:val="004E8C"/>
-          <w:sz w:val="28"/>
-        </w:rPr>
         <w:t>Sonrakı inkişafa təsiri</w:t>
       </w:r>
     </w:p>
     <w:p>
       <w:pPr>
-        <w:spacing w:after="160" w:line="276" w:lineRule="auto"/>
+        <w:widowControl/>
       </w:pPr>
       <w:r>
-        <w:rPr>
-          <w:rFonts w:ascii="Calibri" w:hAnsi="Calibri" w:eastAsia="Calibri"/>
-          <w:b w:val="0"/>
-          <w:i w:val="0"/>
-          <w:sz w:val="22"/>
-        </w:rPr>
-        <w:t>Yazı sistemləri kitabxanaların, məktəblərin, dövlət idarəçiliyinin və müqəddəs kitabların yaranmasına yol açdı. Minlərlə söz işarəsi tələb edən sistemlərlə müqayisədə əlifba savadlanmağı asanlaşdırdı. Kağız, çap və daha sonra rəqəmsal mətn eyni tarixin sonrakı mərhələləridir. Hər bir məlumat bazası və hər bir konstitusiya bu gün də yazının bir formasıdır. İnternet yazını əvəz etmədi; sadəcə onun miqyasını dəfələrlə genişləndirdi.</w:t>
+        <w:t>Yazı sistemləri kitabxanaların, məktəblərin, idarəçilik aparatının və müqəddəs kitabların yaranmasına yol açdı. Minlərlə söz işarəsi ilə müqayisədə əlifba savadlanmağı asanlaşdırdı. Kağız, çap və rəqəmsal mətn bu inkişafın sonrakı mərhələləridir. Hər məlumat bazası və hər konstitusiya yenə də yazıya söykənir. İnternet yazını əvəz etmədi, onun istifadəsini dəfələrlə artırdı.</w:t>
       </w:r>
     </w:p>
     <w:p>
       <w:pPr>
-        <w:spacing w:before="240" w:after="120"/>
+        <w:pStyle w:val="Heading1"/>
+        <w:widowControl/>
       </w:pPr>
       <w:r>
-        <w:rPr>
-          <w:rFonts w:ascii="Calibri" w:hAnsi="Calibri" w:eastAsia="Calibri"/>
-          <w:b/>
-          <w:i w:val="0"/>
-          <w:color w:val="004E8C"/>
-          <w:sz w:val="28"/>
-        </w:rPr>
-        <w:t>İnsan həyatını necə dəyişdi?</w:t>
+        <w:t>İnsan həyatını necə dəyişib</w:t>
       </w:r>
     </w:p>
     <w:p>
       <w:pPr>
-        <w:spacing w:after="160" w:line="276" w:lineRule="auto"/>
+        <w:widowControl/>
       </w:pPr>
       <w:r>
-        <w:rPr>
-          <w:rFonts w:ascii="Calibri" w:hAnsi="Calibri" w:eastAsia="Calibri"/>
-          <w:b w:val="0"/>
-          <w:i w:val="0"/>
-          <w:sz w:val="22"/>
-        </w:rPr>
-        <w:t>Yazı hakimiyyətin kimdə cəmləşdiyini və keçmişin necə yadda saxlandığını dəyişdirdi. O, müqavilələrin etibarlı qeydə alınmasına və qorunmasına imkan verdi, lakin nəzarət və təbliğat vasitəsi kimi də istifadə olundu. Zaman keçdikcə adi insanlar əvvəllər yalnız mütəxəssislərə məxsus olan hekayə və qanun mətnlərini oxumaq imkanı qazandılar. Yazı sayəsində insan həyatı tarixi yaddaş əldə etdi: keçmişdə yaşayanların qoyduğu mətnləri oxuyur, onların fikirləri ilə razılaşır və ya mübahisə edirik.</w:t>
+        <w:t>Yazı hakimiyyətin kimdə olmasına və keçmişin necə xatırlanmasına təsir etdi. Müqavilələri qorudu, eyni zamanda nəzarət və təbliğat vasitəsinə çevrildi. Zamanla əvvəllər yalnız mütəxəssislərə əlçatan olan hekayə və qanunları adi insanlar da oxuya bildilər. Keçmişlə əlaqəmiz gücləndi: özlərindən yazılı iz qoyduqları üçün çoxdan yaşamış insanların fikirlərini bu gün də müzakirə edə bilirik.</w:t>
       </w:r>
     </w:p>
     <w:p>
       <w:pPr>
-        <w:spacing w:before="240" w:after="120"/>
+        <w:pStyle w:val="Heading1"/>
+        <w:widowControl/>
       </w:pPr>
       <w:r>
-        <w:rPr>
-          <w:rFonts w:ascii="Calibri" w:hAnsi="Calibri" w:eastAsia="Calibri"/>
-          <w:b/>
-          <w:i w:val="0"/>
-          <w:color w:val="004E8C"/>
-          <w:sz w:val="28"/>
-        </w:rPr>
         <w:t>Mənbələr və istinadlar</w:t>
       </w:r>
     </w:p>
     <w:p>
       <w:pPr>
-        <w:spacing w:before="240" w:after="120"/>
+        <w:pStyle w:val="Heading2"/>
+        <w:widowControl/>
       </w:pPr>
       <w:r>
         <w:rPr>
-          <w:rFonts w:ascii="Calibri" w:hAnsi="Calibri" w:eastAsia="Calibri"/>
-          <w:b/>
-          <w:i w:val="0"/>
-          <w:color w:val="004E8C"/>
-          <w:sz w:val="24"/>
+          <w:sz w:val="20"/>
         </w:rPr>
-        <w:t>C. Təşkilatların materialları və ensiklopedik mənbələr</w:t>
+        <w:t>C Qurumların materialları və ensiklopedik mənbələr</w:t>
       </w:r>
     </w:p>
     <w:p>
       <w:pPr>
-        <w:spacing w:after="80"/>
-        <w:ind w:left="360"/>
+        <w:widowControl/>
       </w:pPr>
       <w:r>
         <w:rPr>
-          <w:rFonts w:ascii="Calibri" w:hAnsi="Calibri" w:eastAsia="Calibri"/>
-          <w:b w:val="0"/>
-          <w:i w:val="0"/>
-          <w:sz w:val="22"/>
+          <w:sz w:val="20"/>
         </w:rPr>
-        <w:t>1. Encyclopaedia Britannica. “Writing” (“Yazı”).</w:t>
-      </w:r>
-      <w:r>
-        <w:rPr>
-          <w:rFonts w:ascii="Calibri" w:hAnsi="Calibri" w:eastAsia="Calibri"/>
-          <w:b w:val="0"/>
-          <w:i w:val="0"/>
-          <w:sz w:val="22"/>
-        </w:rPr>
-        <w:t xml:space="preserve"> </w:t>
+        <w:t xml:space="preserve">1. Encyclopaedia Britannica. 'Writing.' </w:t>
       </w:r>
       <w:hyperlink r:id="rId9">
         <w:r>
           <w:rPr>
-            <w:rFonts w:ascii="Calibri" w:hAnsi="Calibri" w:eastAsia="Calibri"/>
-            <w:b w:val="0"/>
-            <w:i w:val="0"/>
-            <w:sz w:val="22"/>
-            <w:color w:val="0563C1"/>
-            <w:u w:val="single"/>
+            <w:sz w:val="20"/>
           </w:rPr>
           <w:t>https://www.britannica.com/topic/writing</w:t>
         </w:r>
       </w:hyperlink>
+      <w:r>
+        <w:rPr>
+          <w:sz w:val="20"/>
+        </w:rPr>
+      </w:r>
     </w:p>
     <w:p>
       <w:pPr>
-        <w:spacing w:after="80"/>
-        <w:ind w:left="360"/>
+        <w:widowControl/>
       </w:pPr>
       <w:r>
         <w:rPr>
-          <w:rFonts w:ascii="Calibri" w:hAnsi="Calibri" w:eastAsia="Calibri"/>
-          <w:b w:val="0"/>
-          <w:i w:val="0"/>
-          <w:sz w:val="22"/>
+          <w:sz w:val="20"/>
         </w:rPr>
-        <w:t>2. Encyclopaedia Britannica. “Cuneiform” (“Mixi yazı”).</w:t>
-      </w:r>
-      <w:r>
-        <w:rPr>
-          <w:rFonts w:ascii="Calibri" w:hAnsi="Calibri" w:eastAsia="Calibri"/>
-          <w:b w:val="0"/>
-          <w:i w:val="0"/>
-          <w:sz w:val="22"/>
-        </w:rPr>
-        <w:t xml:space="preserve"> </w:t>
+        <w:t xml:space="preserve">2. Encyclopaedia Britannica. 'Cuneiform.' </w:t>
       </w:r>
       <w:hyperlink r:id="rId10">
         <w:r>
           <w:rPr>
-            <w:rFonts w:ascii="Calibri" w:hAnsi="Calibri" w:eastAsia="Calibri"/>
-            <w:b w:val="0"/>
-            <w:i w:val="0"/>
-            <w:sz w:val="22"/>
-            <w:color w:val="0563C1"/>
-            <w:u w:val="single"/>
+            <w:sz w:val="20"/>
           </w:rPr>
           <w:t>https://www.britannica.com/topic/cuneiform</w:t>
         </w:r>
       </w:hyperlink>
-    </w:p>
-    <w:p>
-      <w:pPr>
-        <w:spacing w:before="240" w:after="120"/>
-      </w:pPr>
       <w:r>
         <w:rPr>
-          <w:rFonts w:ascii="Calibri" w:hAnsi="Calibri" w:eastAsia="Calibri"/>
-          <w:b/>
-          <w:i w:val="0"/>
-          <w:color w:val="004E8C"/>
-          <w:sz w:val="24"/>
+          <w:sz w:val="20"/>
         </w:rPr>
-        <w:t>D. Muzey, arxiv və kitabxana materialları</w:t>
       </w:r>
     </w:p>
     <w:p>
       <w:pPr>
-        <w:spacing w:after="80"/>
-        <w:ind w:left="360"/>
+        <w:pStyle w:val="Heading2"/>
+        <w:widowControl/>
       </w:pPr>
       <w:r>
         <w:rPr>
-          <w:rFonts w:ascii="Calibri" w:hAnsi="Calibri" w:eastAsia="Calibri"/>
-          <w:b w:val="0"/>
-          <w:i w:val="0"/>
-          <w:sz w:val="22"/>
+          <w:sz w:val="20"/>
         </w:rPr>
-        <w:t>1. British Museum. Kolleksiya: mixi yazılı lövhələr və yazı nümunələri.</w:t>
+        <w:t>D Muzey arxiv və kitabxana materialları</w:t>
       </w:r>
+    </w:p>
+    <w:p>
+      <w:pPr>
+        <w:widowControl/>
+      </w:pPr>
       <w:r>
         <w:rPr>
-          <w:rFonts w:ascii="Calibri" w:hAnsi="Calibri" w:eastAsia="Calibri"/>
-          <w:b w:val="0"/>
-          <w:i w:val="0"/>
-          <w:sz w:val="22"/>
+          <w:sz w:val="20"/>
         </w:rPr>
-        <w:t xml:space="preserve"> </w:t>
+        <w:t xml:space="preserve">1. British Museum. Collection: cuneiform tablets and writing. </w:t>
       </w:r>
       <w:hyperlink r:id="rId11">
         <w:r>
           <w:rPr>
-            <w:rFonts w:ascii="Calibri" w:hAnsi="Calibri" w:eastAsia="Calibri"/>
-            <w:b w:val="0"/>
-            <w:i w:val="0"/>
-            <w:sz w:val="22"/>
-            <w:color w:val="0563C1"/>
-            <w:u w:val="single"/>
+            <w:sz w:val="20"/>
           </w:rPr>
           <w:t>https://www.britishmuseum.org/collection</w:t>
         </w:r>
       </w:hyperlink>
+      <w:r>
+        <w:rPr>
+          <w:sz w:val="20"/>
+        </w:rPr>
+      </w:r>
     </w:p>
     <w:sectPr>
-      <w:pgSz w:w="12240" w:h="15840"/>
-      <w:pgMar w:top="1296" w:right="1440" w:bottom="1296" w:left="1440" w:header="720" w:footer="720" w:gutter="0"/>
+      <w:footerReference w:type="default" r:id="rId12"/>
+      <w:pgSz w:w="11906" w:h="16838"/>
+      <w:pgMar w:top="1020" w:right="1134" w:bottom="1020" w:left="1134" w:header="720" w:footer="720" w:gutter="0"/>
       <w:cols w:space="720"/>
       <w:docGrid w:linePitch="360"/>
     </w:sectPr>
   </w:body>
 </w:document>
+</file>
+
+<file path=word/footer1.xml><?xml version="1.0" encoding="utf-8"?>
+<w:ftr xmlns:m="http://schemas.openxmlformats.org/officeDocument/2006/math" xmlns:mc="http://schemas.openxmlformats.org/markup-compatibility/2006" xmlns:mo="http://schemas.microsoft.com/office/mac/office/2008/main" xmlns:mv="urn:schemas-microsoft-com:mac:vml" xmlns:o="urn:schemas-microsoft-com:office:office" xmlns:r="http://schemas.openxmlformats.org/officeDocument/2006/relationships" xmlns:v="urn:schemas-microsoft-com:vml" xmlns:w10="urn:schemas-microsoft-com:office:word" xmlns:w14="http://schemas.microsoft.com/office/word/2010/wordml" xmlns:w="http://schemas.openxmlformats.org/wordprocessingml/2006/main" xmlns:wne="http://schemas.microsoft.com/office/word/2006/wordml" xmlns:wp14="http://schemas.microsoft.com/office/word/2010/wordprocessingDrawing" xmlns:wp="http://schemas.openxmlformats.org/drawingml/2006/wordprocessingDrawing" xmlns:wpc="http://schemas.microsoft.com/office/word/2010/wordprocessingCanvas" xmlns:wpg="http://schemas.microsoft.com/office/word/2010/wordprocessingGroup" xmlns:wpi="http://schemas.microsoft.com/office/word/2010/wordprocessingInk" xmlns:wps="http://schemas.microsoft.com/office/word/2010/wordprocessingShape" mc:Ignorable="w14 wp14">
+  <w:p>
+    <w:pPr>
+      <w:pStyle w:val="Footer"/>
+      <w:jc w:val="right"/>
+    </w:pPr>
+    <w:fldSimple w:instr="PAGE"/>
+  </w:p>
+</w:ftr>
 </file>
 
 <file path=word/numbering.xml><?xml version="1.0" encoding="utf-8"?>
@@ -693,7 +535,7 @@
   <w:docDefaults>
     <w:rPrDefault>
       <w:rPr>
-        <w:rFonts w:asciiTheme="minorHAnsi" w:eastAsiaTheme="minorEastAsia" w:hAnsiTheme="minorHAnsi" w:cstheme="minorBidi"/>
+        <w:rFonts/>
         <w:sz w:val="22"/>
         <w:szCs w:val="22"/>
         <w:lang w:val="en-US" w:eastAsia="en-US" w:bidi="ar-SA"/>
@@ -848,6 +690,15 @@
     <w:name w:val="Normal"/>
     <w:qFormat/>
     <w:rsid w:val="00FC693F"/>
+    <w:pPr>
+      <w:spacing w:after="120" w:line="259" w:lineRule="auto"/>
+    </w:pPr>
+    <w:rPr>
+      <w:rFonts w:ascii="Times New Roman" w:hAnsi="Times New Roman"/>
+      <w:color w:val="000000"/>
+      <w:sz w:val="24"/>
+      <w:lang w:val="az-Latn-AZ"/>
+    </w:rPr>
   </w:style>
   <w:style w:type="paragraph" w:styleId="Header">
     <w:name w:val="header"/>
@@ -904,16 +755,17 @@
     <w:pPr>
       <w:keepNext/>
       <w:keepLines/>
-      <w:spacing w:before="480" w:after="0"/>
+      <w:spacing w:before="480" w:after="120" w:line="259" w:lineRule="auto"/>
       <w:outlineLvl w:val="0"/>
     </w:pPr>
     <w:rPr>
-      <w:rFonts w:asciiTheme="majorHAnsi" w:eastAsiaTheme="majorEastAsia" w:hAnsiTheme="majorHAnsi" w:cstheme="majorBidi"/>
+      <w:rFonts w:ascii="Times New Roman" w:hAnsi="Times New Roman"/>
       <w:b/>
       <w:bCs/>
-      <w:color w:val="365F91" w:themeColor="accent1" w:themeShade="BF"/>
-      <w:sz w:val="28"/>
+      <w:color w:val="000000"/>
+      <w:sz w:val="26"/>
       <w:szCs w:val="28"/>
+      <w:lang w:val="az-Latn-AZ"/>
     </w:rPr>
   </w:style>
   <w:style w:type="paragraph" w:styleId="Heading2">
@@ -928,16 +780,17 @@
     <w:pPr>
       <w:keepNext/>
       <w:keepLines/>
-      <w:spacing w:before="200" w:after="0"/>
+      <w:spacing w:before="200" w:after="120" w:line="259" w:lineRule="auto"/>
       <w:outlineLvl w:val="1"/>
     </w:pPr>
     <w:rPr>
-      <w:rFonts w:asciiTheme="majorHAnsi" w:eastAsiaTheme="majorEastAsia" w:hAnsiTheme="majorHAnsi" w:cstheme="majorBidi"/>
+      <w:rFonts w:ascii="Times New Roman" w:hAnsi="Times New Roman"/>
       <w:b/>
       <w:bCs/>
-      <w:color w:val="4F81BD" w:themeColor="accent1"/>
+      <w:color w:val="000000"/>
       <w:sz w:val="26"/>
       <w:szCs w:val="26"/>
+      <w:lang w:val="az-Latn-AZ"/>
     </w:rPr>
   </w:style>
   <w:style w:type="paragraph" w:styleId="Heading3">
@@ -956,7 +809,7 @@
       <w:outlineLvl w:val="2"/>
     </w:pPr>
     <w:rPr>
-      <w:rFonts w:asciiTheme="majorHAnsi" w:eastAsiaTheme="majorEastAsia" w:hAnsiTheme="majorHAnsi" w:cstheme="majorBidi"/>
+      <w:rFonts/>
       <w:b/>
       <w:bCs/>
       <w:color w:val="4F81BD" w:themeColor="accent1"/>
@@ -979,7 +832,7 @@
       <w:outlineLvl w:val="3"/>
     </w:pPr>
     <w:rPr>
-      <w:rFonts w:asciiTheme="majorHAnsi" w:eastAsiaTheme="majorEastAsia" w:hAnsiTheme="majorHAnsi" w:cstheme="majorBidi"/>
+      <w:rFonts/>
       <w:b/>
       <w:bCs/>
       <w:i/>
@@ -1004,7 +857,7 @@
       <w:outlineLvl w:val="4"/>
     </w:pPr>
     <w:rPr>
-      <w:rFonts w:asciiTheme="majorHAnsi" w:eastAsiaTheme="majorEastAsia" w:hAnsiTheme="majorHAnsi" w:cstheme="majorBidi"/>
+      <w:rFonts/>
       <w:color w:val="243F60" w:themeColor="accent1" w:themeShade="7F"/>
     </w:rPr>
   </w:style>
@@ -1025,7 +878,7 @@
       <w:outlineLvl w:val="5"/>
     </w:pPr>
     <w:rPr>
-      <w:rFonts w:asciiTheme="majorHAnsi" w:eastAsiaTheme="majorEastAsia" w:hAnsiTheme="majorHAnsi" w:cstheme="majorBidi"/>
+      <w:rFonts/>
       <w:i/>
       <w:iCs/>
       <w:color w:val="243F60" w:themeColor="accent1" w:themeShade="7F"/>
@@ -1048,7 +901,7 @@
       <w:outlineLvl w:val="6"/>
     </w:pPr>
     <w:rPr>
-      <w:rFonts w:asciiTheme="majorHAnsi" w:eastAsiaTheme="majorEastAsia" w:hAnsiTheme="majorHAnsi" w:cstheme="majorBidi"/>
+      <w:rFonts/>
       <w:i/>
       <w:iCs/>
       <w:color w:val="404040" w:themeColor="text1" w:themeTint="BF"/>
@@ -1071,7 +924,7 @@
       <w:outlineLvl w:val="7"/>
     </w:pPr>
     <w:rPr>
-      <w:rFonts w:asciiTheme="majorHAnsi" w:eastAsiaTheme="majorEastAsia" w:hAnsiTheme="majorHAnsi" w:cstheme="majorBidi"/>
+      <w:rFonts/>
       <w:color w:val="4F81BD" w:themeColor="accent1"/>
       <w:sz w:val="20"/>
       <w:szCs w:val="20"/>
@@ -1094,7 +947,7 @@
       <w:outlineLvl w:val="8"/>
     </w:pPr>
     <w:rPr>
-      <w:rFonts w:asciiTheme="majorHAnsi" w:eastAsiaTheme="majorEastAsia" w:hAnsiTheme="majorHAnsi" w:cstheme="majorBidi"/>
+      <w:rFonts/>
       <w:i/>
       <w:iCs/>
       <w:color w:val="404040" w:themeColor="text1" w:themeTint="BF"/>
@@ -1145,7 +998,7 @@
     <w:uiPriority w:val="9"/>
     <w:rsid w:val="00FC693F"/>
     <w:rPr>
-      <w:rFonts w:asciiTheme="majorHAnsi" w:eastAsiaTheme="majorEastAsia" w:hAnsiTheme="majorHAnsi" w:cstheme="majorBidi"/>
+      <w:rFonts/>
       <w:b/>
       <w:bCs/>
       <w:color w:val="365F91" w:themeColor="accent1" w:themeShade="BF"/>
@@ -1160,7 +1013,7 @@
     <w:uiPriority w:val="9"/>
     <w:rsid w:val="00FC693F"/>
     <w:rPr>
-      <w:rFonts w:asciiTheme="majorHAnsi" w:eastAsiaTheme="majorEastAsia" w:hAnsiTheme="majorHAnsi" w:cstheme="majorBidi"/>
+      <w:rFonts/>
       <w:b/>
       <w:bCs/>
       <w:color w:val="4F81BD" w:themeColor="accent1"/>
@@ -1175,7 +1028,7 @@
     <w:uiPriority w:val="9"/>
     <w:rsid w:val="00FC693F"/>
     <w:rPr>
-      <w:rFonts w:asciiTheme="majorHAnsi" w:eastAsiaTheme="majorEastAsia" w:hAnsiTheme="majorHAnsi" w:cstheme="majorBidi"/>
+      <w:rFonts/>
       <w:b/>
       <w:bCs/>
       <w:color w:val="4F81BD" w:themeColor="accent1"/>
@@ -1190,19 +1043,17 @@
     <w:qFormat/>
     <w:rsid w:val="00FC693F"/>
     <w:pPr>
-      <w:pBdr>
-        <w:bottom w:val="single" w:sz="8" w:space="4" w:color="4F81BD" w:themeColor="accent1"/>
-      </w:pBdr>
-      <w:spacing w:after="300" w:line="240" w:lineRule="auto"/>
+      <w:spacing w:after="120" w:line="259" w:lineRule="auto"/>
       <w:contextualSpacing/>
     </w:pPr>
     <w:rPr>
-      <w:rFonts w:asciiTheme="majorHAnsi" w:eastAsiaTheme="majorEastAsia" w:hAnsiTheme="majorHAnsi" w:cstheme="majorBidi"/>
-      <w:color w:val="17365D" w:themeColor="text2" w:themeShade="BF"/>
+      <w:rFonts w:ascii="Times New Roman" w:hAnsi="Times New Roman"/>
+      <w:color w:val="000000"/>
       <w:spacing w:val="5"/>
       <w:kern w:val="28"/>
-      <w:sz w:val="52"/>
+      <w:sz w:val="40"/>
       <w:szCs w:val="52"/>
+      <w:lang w:val="az-Latn-AZ"/>
     </w:rPr>
   </w:style>
   <w:style w:type="character" w:customStyle="1" w:styleId="TitleChar">
@@ -1212,7 +1063,7 @@
     <w:uiPriority w:val="10"/>
     <w:rsid w:val="00FC693F"/>
     <w:rPr>
-      <w:rFonts w:asciiTheme="majorHAnsi" w:eastAsiaTheme="majorEastAsia" w:hAnsiTheme="majorHAnsi" w:cstheme="majorBidi"/>
+      <w:rFonts/>
       <w:color w:val="17365D" w:themeColor="text2" w:themeShade="BF"/>
       <w:spacing w:val="5"/>
       <w:kern w:val="28"/>
@@ -1234,7 +1085,7 @@
       </w:numPr>
     </w:pPr>
     <w:rPr>
-      <w:rFonts w:asciiTheme="majorHAnsi" w:eastAsiaTheme="majorEastAsia" w:hAnsiTheme="majorHAnsi" w:cstheme="majorBidi"/>
+      <w:rFonts/>
       <w:i/>
       <w:iCs/>
       <w:color w:val="4F81BD" w:themeColor="accent1"/>
@@ -1250,7 +1101,7 @@
     <w:uiPriority w:val="11"/>
     <w:rsid w:val="00FC693F"/>
     <w:rPr>
-      <w:rFonts w:asciiTheme="majorHAnsi" w:eastAsiaTheme="majorEastAsia" w:hAnsiTheme="majorHAnsi" w:cstheme="majorBidi"/>
+      <w:rFonts/>
       <w:i/>
       <w:iCs/>
       <w:color w:val="4F81BD" w:themeColor="accent1"/>
@@ -1375,8 +1226,15 @@
       <w:numPr>
         <w:numId w:val="1"/>
       </w:numPr>
+      <w:spacing w:after="120" w:line="259" w:lineRule="auto"/>
       <w:contextualSpacing/>
     </w:pPr>
+    <w:rPr>
+      <w:rFonts w:ascii="Times New Roman" w:hAnsi="Times New Roman"/>
+      <w:color w:val="000000"/>
+      <w:sz w:val="24"/>
+      <w:lang w:val="az-Latn-AZ"/>
+    </w:rPr>
   </w:style>
   <w:style w:type="paragraph" w:styleId="ListBullet2">
     <w:name w:val="List Bullet 2"/>
@@ -1548,7 +1406,7 @@
     <w:semiHidden/>
     <w:rsid w:val="00FC693F"/>
     <w:rPr>
-      <w:rFonts w:asciiTheme="majorHAnsi" w:eastAsiaTheme="majorEastAsia" w:hAnsiTheme="majorHAnsi" w:cstheme="majorBidi"/>
+      <w:rFonts/>
       <w:b/>
       <w:bCs/>
       <w:i/>
@@ -1564,7 +1422,7 @@
     <w:semiHidden/>
     <w:rsid w:val="00FC693F"/>
     <w:rPr>
-      <w:rFonts w:asciiTheme="majorHAnsi" w:eastAsiaTheme="majorEastAsia" w:hAnsiTheme="majorHAnsi" w:cstheme="majorBidi"/>
+      <w:rFonts/>
       <w:color w:val="243F60" w:themeColor="accent1" w:themeShade="7F"/>
     </w:rPr>
   </w:style>
@@ -1576,7 +1434,7 @@
     <w:semiHidden/>
     <w:rsid w:val="00FC693F"/>
     <w:rPr>
-      <w:rFonts w:asciiTheme="majorHAnsi" w:eastAsiaTheme="majorEastAsia" w:hAnsiTheme="majorHAnsi" w:cstheme="majorBidi"/>
+      <w:rFonts/>
       <w:i/>
       <w:iCs/>
       <w:color w:val="243F60" w:themeColor="accent1" w:themeShade="7F"/>
@@ -1590,7 +1448,7 @@
     <w:semiHidden/>
     <w:rsid w:val="00FC693F"/>
     <w:rPr>
-      <w:rFonts w:asciiTheme="majorHAnsi" w:eastAsiaTheme="majorEastAsia" w:hAnsiTheme="majorHAnsi" w:cstheme="majorBidi"/>
+      <w:rFonts/>
       <w:i/>
       <w:iCs/>
       <w:color w:val="404040" w:themeColor="text1" w:themeTint="BF"/>
@@ -1604,7 +1462,7 @@
     <w:semiHidden/>
     <w:rsid w:val="00FC693F"/>
     <w:rPr>
-      <w:rFonts w:asciiTheme="majorHAnsi" w:eastAsiaTheme="majorEastAsia" w:hAnsiTheme="majorHAnsi" w:cstheme="majorBidi"/>
+      <w:rFonts/>
       <w:color w:val="4F81BD" w:themeColor="accent1"/>
       <w:sz w:val="20"/>
       <w:szCs w:val="20"/>
@@ -1618,7 +1476,7 @@
     <w:semiHidden/>
     <w:rsid w:val="00FC693F"/>
     <w:rPr>
-      <w:rFonts w:asciiTheme="majorHAnsi" w:eastAsiaTheme="majorEastAsia" w:hAnsiTheme="majorHAnsi" w:cstheme="majorBidi"/>
+      <w:rFonts/>
       <w:i/>
       <w:iCs/>
       <w:color w:val="404040" w:themeColor="text1" w:themeTint="BF"/>
@@ -1677,9 +1535,6 @@
     <w:qFormat/>
     <w:rsid w:val="00FC693F"/>
     <w:pPr>
-      <w:pBdr>
-        <w:bottom w:val="single" w:sz="4" w:space="4" w:color="4F81BD" w:themeColor="accent1"/>
-      </w:pBdr>
       <w:spacing w:before="200" w:after="280"/>
       <w:ind w:left="936" w:right="936"/>
     </w:pPr>
@@ -3207,7 +3062,7 @@
         <w:spacing w:before="0" w:after="0" w:line="240" w:lineRule="auto"/>
       </w:pPr>
       <w:rPr>
-        <w:rFonts w:asciiTheme="majorHAnsi" w:eastAsiaTheme="majorEastAsia" w:hAnsiTheme="majorHAnsi" w:cstheme="majorBidi"/>
+        <w:rFonts/>
         <w:b/>
         <w:bCs/>
       </w:rPr>
@@ -3228,7 +3083,7 @@
         <w:spacing w:before="0" w:after="0" w:line="240" w:lineRule="auto"/>
       </w:pPr>
       <w:rPr>
-        <w:rFonts w:asciiTheme="majorHAnsi" w:eastAsiaTheme="majorEastAsia" w:hAnsiTheme="majorHAnsi" w:cstheme="majorBidi"/>
+        <w:rFonts/>
         <w:b/>
         <w:bCs/>
       </w:rPr>
@@ -3246,14 +3101,14 @@
     </w:tblStylePr>
     <w:tblStylePr w:type="firstCol">
       <w:rPr>
-        <w:rFonts w:asciiTheme="majorHAnsi" w:eastAsiaTheme="majorEastAsia" w:hAnsiTheme="majorHAnsi" w:cstheme="majorBidi"/>
+        <w:rFonts/>
         <w:b/>
         <w:bCs/>
       </w:rPr>
     </w:tblStylePr>
     <w:tblStylePr w:type="lastCol">
       <w:rPr>
-        <w:rFonts w:asciiTheme="majorHAnsi" w:eastAsiaTheme="majorEastAsia" w:hAnsiTheme="majorHAnsi" w:cstheme="majorBidi"/>
+        <w:rFonts/>
         <w:b/>
         <w:bCs/>
       </w:rPr>
@@ -3337,7 +3192,7 @@
         <w:spacing w:before="0" w:after="0" w:line="240" w:lineRule="auto"/>
       </w:pPr>
       <w:rPr>
-        <w:rFonts w:asciiTheme="majorHAnsi" w:eastAsiaTheme="majorEastAsia" w:hAnsiTheme="majorHAnsi" w:cstheme="majorBidi"/>
+        <w:rFonts/>
         <w:b/>
         <w:bCs/>
       </w:rPr>
@@ -3358,7 +3213,7 @@
         <w:spacing w:before="0" w:after="0" w:line="240" w:lineRule="auto"/>
       </w:pPr>
       <w:rPr>
-        <w:rFonts w:asciiTheme="majorHAnsi" w:eastAsiaTheme="majorEastAsia" w:hAnsiTheme="majorHAnsi" w:cstheme="majorBidi"/>
+        <w:rFonts/>
         <w:b/>
         <w:bCs/>
       </w:rPr>
@@ -3376,14 +3231,14 @@
     </w:tblStylePr>
     <w:tblStylePr w:type="firstCol">
       <w:rPr>
-        <w:rFonts w:asciiTheme="majorHAnsi" w:eastAsiaTheme="majorEastAsia" w:hAnsiTheme="majorHAnsi" w:cstheme="majorBidi"/>
+        <w:rFonts/>
         <w:b/>
         <w:bCs/>
       </w:rPr>
     </w:tblStylePr>
     <w:tblStylePr w:type="lastCol">
       <w:rPr>
-        <w:rFonts w:asciiTheme="majorHAnsi" w:eastAsiaTheme="majorEastAsia" w:hAnsiTheme="majorHAnsi" w:cstheme="majorBidi"/>
+        <w:rFonts/>
         <w:b/>
         <w:bCs/>
       </w:rPr>
@@ -3467,7 +3322,7 @@
         <w:spacing w:before="0" w:after="0" w:line="240" w:lineRule="auto"/>
       </w:pPr>
       <w:rPr>
-        <w:rFonts w:asciiTheme="majorHAnsi" w:eastAsiaTheme="majorEastAsia" w:hAnsiTheme="majorHAnsi" w:cstheme="majorBidi"/>
+        <w:rFonts/>
         <w:b/>
         <w:bCs/>
       </w:rPr>
@@ -3488,7 +3343,7 @@
         <w:spacing w:before="0" w:after="0" w:line="240" w:lineRule="auto"/>
       </w:pPr>
       <w:rPr>
-        <w:rFonts w:asciiTheme="majorHAnsi" w:eastAsiaTheme="majorEastAsia" w:hAnsiTheme="majorHAnsi" w:cstheme="majorBidi"/>
+        <w:rFonts/>
         <w:b/>
         <w:bCs/>
       </w:rPr>
@@ -3506,14 +3361,14 @@
     </w:tblStylePr>
     <w:tblStylePr w:type="firstCol">
       <w:rPr>
-        <w:rFonts w:asciiTheme="majorHAnsi" w:eastAsiaTheme="majorEastAsia" w:hAnsiTheme="majorHAnsi" w:cstheme="majorBidi"/>
+        <w:rFonts/>
         <w:b/>
         <w:bCs/>
       </w:rPr>
     </w:tblStylePr>
     <w:tblStylePr w:type="lastCol">
       <w:rPr>
-        <w:rFonts w:asciiTheme="majorHAnsi" w:eastAsiaTheme="majorEastAsia" w:hAnsiTheme="majorHAnsi" w:cstheme="majorBidi"/>
+        <w:rFonts/>
         <w:b/>
         <w:bCs/>
       </w:rPr>
@@ -3597,7 +3452,7 @@
         <w:spacing w:before="0" w:after="0" w:line="240" w:lineRule="auto"/>
       </w:pPr>
       <w:rPr>
-        <w:rFonts w:asciiTheme="majorHAnsi" w:eastAsiaTheme="majorEastAsia" w:hAnsiTheme="majorHAnsi" w:cstheme="majorBidi"/>
+        <w:rFonts/>
         <w:b/>
         <w:bCs/>
       </w:rPr>
@@ -3618,7 +3473,7 @@
         <w:spacing w:before="0" w:after="0" w:line="240" w:lineRule="auto"/>
       </w:pPr>
       <w:rPr>
-        <w:rFonts w:asciiTheme="majorHAnsi" w:eastAsiaTheme="majorEastAsia" w:hAnsiTheme="majorHAnsi" w:cstheme="majorBidi"/>
+        <w:rFonts/>
         <w:b/>
         <w:bCs/>
       </w:rPr>
@@ -3636,14 +3491,14 @@
     </w:tblStylePr>
     <w:tblStylePr w:type="firstCol">
       <w:rPr>
-        <w:rFonts w:asciiTheme="majorHAnsi" w:eastAsiaTheme="majorEastAsia" w:hAnsiTheme="majorHAnsi" w:cstheme="majorBidi"/>
+        <w:rFonts/>
         <w:b/>
         <w:bCs/>
       </w:rPr>
     </w:tblStylePr>
     <w:tblStylePr w:type="lastCol">
       <w:rPr>
-        <w:rFonts w:asciiTheme="majorHAnsi" w:eastAsiaTheme="majorEastAsia" w:hAnsiTheme="majorHAnsi" w:cstheme="majorBidi"/>
+        <w:rFonts/>
         <w:b/>
         <w:bCs/>
       </w:rPr>
@@ -3727,7 +3582,7 @@
         <w:spacing w:before="0" w:after="0" w:line="240" w:lineRule="auto"/>
       </w:pPr>
       <w:rPr>
-        <w:rFonts w:asciiTheme="majorHAnsi" w:eastAsiaTheme="majorEastAsia" w:hAnsiTheme="majorHAnsi" w:cstheme="majorBidi"/>
+        <w:rFonts/>
         <w:b/>
         <w:bCs/>
       </w:rPr>
@@ -3748,7 +3603,7 @@
         <w:spacing w:before="0" w:after="0" w:line="240" w:lineRule="auto"/>
       </w:pPr>
       <w:rPr>
-        <w:rFonts w:asciiTheme="majorHAnsi" w:eastAsiaTheme="majorEastAsia" w:hAnsiTheme="majorHAnsi" w:cstheme="majorBidi"/>
+        <w:rFonts/>
         <w:b/>
         <w:bCs/>
       </w:rPr>
@@ -3766,14 +3621,14 @@
     </w:tblStylePr>
     <w:tblStylePr w:type="firstCol">
       <w:rPr>
-        <w:rFonts w:asciiTheme="majorHAnsi" w:eastAsiaTheme="majorEastAsia" w:hAnsiTheme="majorHAnsi" w:cstheme="majorBidi"/>
+        <w:rFonts/>
         <w:b/>
         <w:bCs/>
       </w:rPr>
     </w:tblStylePr>
     <w:tblStylePr w:type="lastCol">
       <w:rPr>
-        <w:rFonts w:asciiTheme="majorHAnsi" w:eastAsiaTheme="majorEastAsia" w:hAnsiTheme="majorHAnsi" w:cstheme="majorBidi"/>
+        <w:rFonts/>
         <w:b/>
         <w:bCs/>
       </w:rPr>
@@ -3857,7 +3712,7 @@
         <w:spacing w:before="0" w:after="0" w:line="240" w:lineRule="auto"/>
       </w:pPr>
       <w:rPr>
-        <w:rFonts w:asciiTheme="majorHAnsi" w:eastAsiaTheme="majorEastAsia" w:hAnsiTheme="majorHAnsi" w:cstheme="majorBidi"/>
+        <w:rFonts/>
         <w:b/>
         <w:bCs/>
       </w:rPr>
@@ -3878,7 +3733,7 @@
         <w:spacing w:before="0" w:after="0" w:line="240" w:lineRule="auto"/>
       </w:pPr>
       <w:rPr>
-        <w:rFonts w:asciiTheme="majorHAnsi" w:eastAsiaTheme="majorEastAsia" w:hAnsiTheme="majorHAnsi" w:cstheme="majorBidi"/>
+        <w:rFonts/>
         <w:b/>
         <w:bCs/>
       </w:rPr>
@@ -3896,14 +3751,14 @@
     </w:tblStylePr>
     <w:tblStylePr w:type="firstCol">
       <w:rPr>
-        <w:rFonts w:asciiTheme="majorHAnsi" w:eastAsiaTheme="majorEastAsia" w:hAnsiTheme="majorHAnsi" w:cstheme="majorBidi"/>
+        <w:rFonts/>
         <w:b/>
         <w:bCs/>
       </w:rPr>
     </w:tblStylePr>
     <w:tblStylePr w:type="lastCol">
       <w:rPr>
-        <w:rFonts w:asciiTheme="majorHAnsi" w:eastAsiaTheme="majorEastAsia" w:hAnsiTheme="majorHAnsi" w:cstheme="majorBidi"/>
+        <w:rFonts/>
         <w:b/>
         <w:bCs/>
       </w:rPr>
@@ -3987,7 +3842,7 @@
         <w:spacing w:before="0" w:after="0" w:line="240" w:lineRule="auto"/>
       </w:pPr>
       <w:rPr>
-        <w:rFonts w:asciiTheme="majorHAnsi" w:eastAsiaTheme="majorEastAsia" w:hAnsiTheme="majorHAnsi" w:cstheme="majorBidi"/>
+        <w:rFonts/>
         <w:b/>
         <w:bCs/>
       </w:rPr>
@@ -4008,7 +3863,7 @@
         <w:spacing w:before="0" w:after="0" w:line="240" w:lineRule="auto"/>
       </w:pPr>
       <w:rPr>
-        <w:rFonts w:asciiTheme="majorHAnsi" w:eastAsiaTheme="majorEastAsia" w:hAnsiTheme="majorHAnsi" w:cstheme="majorBidi"/>
+        <w:rFonts/>
         <w:b/>
         <w:bCs/>
       </w:rPr>
@@ -4026,14 +3881,14 @@
     </w:tblStylePr>
     <w:tblStylePr w:type="firstCol">
       <w:rPr>
-        <w:rFonts w:asciiTheme="majorHAnsi" w:eastAsiaTheme="majorEastAsia" w:hAnsiTheme="majorHAnsi" w:cstheme="majorBidi"/>
+        <w:rFonts/>
         <w:b/>
         <w:bCs/>
       </w:rPr>
     </w:tblStylePr>
     <w:tblStylePr w:type="lastCol">
       <w:rPr>
-        <w:rFonts w:asciiTheme="majorHAnsi" w:eastAsiaTheme="majorEastAsia" w:hAnsiTheme="majorHAnsi" w:cstheme="majorBidi"/>
+        <w:rFonts/>
         <w:b/>
         <w:bCs/>
       </w:rPr>
@@ -5898,7 +5753,7 @@
     </w:tblPr>
     <w:tblStylePr w:type="firstRow">
       <w:rPr>
-        <w:rFonts w:asciiTheme="majorHAnsi" w:eastAsiaTheme="majorEastAsia" w:hAnsiTheme="majorHAnsi" w:cstheme="majorBidi"/>
+        <w:rFonts/>
       </w:rPr>
       <w:tblPr/>
       <w:tcPr>
@@ -5982,7 +5837,7 @@
     </w:tblPr>
     <w:tblStylePr w:type="firstRow">
       <w:rPr>
-        <w:rFonts w:asciiTheme="majorHAnsi" w:eastAsiaTheme="majorEastAsia" w:hAnsiTheme="majorHAnsi" w:cstheme="majorBidi"/>
+        <w:rFonts/>
       </w:rPr>
       <w:tblPr/>
       <w:tcPr>
@@ -6066,7 +5921,7 @@
     </w:tblPr>
     <w:tblStylePr w:type="firstRow">
       <w:rPr>
-        <w:rFonts w:asciiTheme="majorHAnsi" w:eastAsiaTheme="majorEastAsia" w:hAnsiTheme="majorHAnsi" w:cstheme="majorBidi"/>
+        <w:rFonts/>
       </w:rPr>
       <w:tblPr/>
       <w:tcPr>
@@ -6150,7 +6005,7 @@
     </w:tblPr>
     <w:tblStylePr w:type="firstRow">
       <w:rPr>
-        <w:rFonts w:asciiTheme="majorHAnsi" w:eastAsiaTheme="majorEastAsia" w:hAnsiTheme="majorHAnsi" w:cstheme="majorBidi"/>
+        <w:rFonts/>
       </w:rPr>
       <w:tblPr/>
       <w:tcPr>
@@ -6234,7 +6089,7 @@
     </w:tblPr>
     <w:tblStylePr w:type="firstRow">
       <w:rPr>
-        <w:rFonts w:asciiTheme="majorHAnsi" w:eastAsiaTheme="majorEastAsia" w:hAnsiTheme="majorHAnsi" w:cstheme="majorBidi"/>
+        <w:rFonts/>
       </w:rPr>
       <w:tblPr/>
       <w:tcPr>
@@ -6318,7 +6173,7 @@
     </w:tblPr>
     <w:tblStylePr w:type="firstRow">
       <w:rPr>
-        <w:rFonts w:asciiTheme="majorHAnsi" w:eastAsiaTheme="majorEastAsia" w:hAnsiTheme="majorHAnsi" w:cstheme="majorBidi"/>
+        <w:rFonts/>
       </w:rPr>
       <w:tblPr/>
       <w:tcPr>
@@ -6402,7 +6257,7 @@
     </w:tblPr>
     <w:tblStylePr w:type="firstRow">
       <w:rPr>
-        <w:rFonts w:asciiTheme="majorHAnsi" w:eastAsiaTheme="majorEastAsia" w:hAnsiTheme="majorHAnsi" w:cstheme="majorBidi"/>
+        <w:rFonts/>
       </w:rPr>
       <w:tblPr/>
       <w:tcPr>
@@ -6467,7 +6322,7 @@
       <w:spacing w:after="0" w:line="240" w:lineRule="auto"/>
     </w:pPr>
     <w:rPr>
-      <w:rFonts w:asciiTheme="majorHAnsi" w:eastAsiaTheme="majorEastAsia" w:hAnsiTheme="majorHAnsi" w:cstheme="majorBidi"/>
+      <w:rFonts/>
       <w:color w:val="000000" w:themeColor="text1"/>
     </w:rPr>
     <w:tblPr>
@@ -6595,7 +6450,7 @@
       <w:spacing w:after="0" w:line="240" w:lineRule="auto"/>
     </w:pPr>
     <w:rPr>
-      <w:rFonts w:asciiTheme="majorHAnsi" w:eastAsiaTheme="majorEastAsia" w:hAnsiTheme="majorHAnsi" w:cstheme="majorBidi"/>
+      <w:rFonts/>
       <w:color w:val="000000" w:themeColor="text1"/>
     </w:rPr>
     <w:tblPr>
@@ -6723,7 +6578,7 @@
       <w:spacing w:after="0" w:line="240" w:lineRule="auto"/>
     </w:pPr>
     <w:rPr>
-      <w:rFonts w:asciiTheme="majorHAnsi" w:eastAsiaTheme="majorEastAsia" w:hAnsiTheme="majorHAnsi" w:cstheme="majorBidi"/>
+      <w:rFonts/>
       <w:color w:val="000000" w:themeColor="text1"/>
     </w:rPr>
     <w:tblPr>
@@ -6851,7 +6706,7 @@
       <w:spacing w:after="0" w:line="240" w:lineRule="auto"/>
     </w:pPr>
     <w:rPr>
-      <w:rFonts w:asciiTheme="majorHAnsi" w:eastAsiaTheme="majorEastAsia" w:hAnsiTheme="majorHAnsi" w:cstheme="majorBidi"/>
+      <w:rFonts/>
       <w:color w:val="000000" w:themeColor="text1"/>
     </w:rPr>
     <w:tblPr>
@@ -6979,7 +6834,7 @@
       <w:spacing w:after="0" w:line="240" w:lineRule="auto"/>
     </w:pPr>
     <w:rPr>
-      <w:rFonts w:asciiTheme="majorHAnsi" w:eastAsiaTheme="majorEastAsia" w:hAnsiTheme="majorHAnsi" w:cstheme="majorBidi"/>
+      <w:rFonts/>
       <w:color w:val="000000" w:themeColor="text1"/>
     </w:rPr>
     <w:tblPr>
@@ -7107,7 +6962,7 @@
       <w:spacing w:after="0" w:line="240" w:lineRule="auto"/>
     </w:pPr>
     <w:rPr>
-      <w:rFonts w:asciiTheme="majorHAnsi" w:eastAsiaTheme="majorEastAsia" w:hAnsiTheme="majorHAnsi" w:cstheme="majorBidi"/>
+      <w:rFonts/>
       <w:color w:val="000000" w:themeColor="text1"/>
     </w:rPr>
     <w:tblPr>
@@ -7235,7 +7090,7 @@
       <w:spacing w:after="0" w:line="240" w:lineRule="auto"/>
     </w:pPr>
     <w:rPr>
-      <w:rFonts w:asciiTheme="majorHAnsi" w:eastAsiaTheme="majorEastAsia" w:hAnsiTheme="majorHAnsi" w:cstheme="majorBidi"/>
+      <w:rFonts/>
       <w:color w:val="000000" w:themeColor="text1"/>
     </w:rPr>
     <w:tblPr>
@@ -7874,7 +7729,7 @@
       <w:spacing w:after="0" w:line="240" w:lineRule="auto"/>
     </w:pPr>
     <w:rPr>
-      <w:rFonts w:asciiTheme="majorHAnsi" w:eastAsiaTheme="majorEastAsia" w:hAnsiTheme="majorHAnsi" w:cstheme="majorBidi"/>
+      <w:rFonts/>
       <w:color w:val="000000" w:themeColor="text1"/>
     </w:rPr>
     <w:tblPr>
@@ -7999,7 +7854,7 @@
       <w:spacing w:after="0" w:line="240" w:lineRule="auto"/>
     </w:pPr>
     <w:rPr>
-      <w:rFonts w:asciiTheme="majorHAnsi" w:eastAsiaTheme="majorEastAsia" w:hAnsiTheme="majorHAnsi" w:cstheme="majorBidi"/>
+      <w:rFonts/>
       <w:color w:val="000000" w:themeColor="text1"/>
     </w:rPr>
     <w:tblPr>
@@ -8124,7 +7979,7 @@
       <w:spacing w:after="0" w:line="240" w:lineRule="auto"/>
     </w:pPr>
     <w:rPr>
-      <w:rFonts w:asciiTheme="majorHAnsi" w:eastAsiaTheme="majorEastAsia" w:hAnsiTheme="majorHAnsi" w:cstheme="majorBidi"/>
+      <w:rFonts/>
       <w:color w:val="000000" w:themeColor="text1"/>
     </w:rPr>
     <w:tblPr>
@@ -8249,7 +8104,7 @@
       <w:spacing w:after="0" w:line="240" w:lineRule="auto"/>
     </w:pPr>
     <w:rPr>
-      <w:rFonts w:asciiTheme="majorHAnsi" w:eastAsiaTheme="majorEastAsia" w:hAnsiTheme="majorHAnsi" w:cstheme="majorBidi"/>
+      <w:rFonts/>
       <w:color w:val="000000" w:themeColor="text1"/>
     </w:rPr>
     <w:tblPr>
@@ -8374,7 +8229,7 @@
       <w:spacing w:after="0" w:line="240" w:lineRule="auto"/>
     </w:pPr>
     <w:rPr>
-      <w:rFonts w:asciiTheme="majorHAnsi" w:eastAsiaTheme="majorEastAsia" w:hAnsiTheme="majorHAnsi" w:cstheme="majorBidi"/>
+      <w:rFonts/>
       <w:color w:val="000000" w:themeColor="text1"/>
     </w:rPr>
     <w:tblPr>
@@ -8499,7 +8354,7 @@
       <w:spacing w:after="0" w:line="240" w:lineRule="auto"/>
     </w:pPr>
     <w:rPr>
-      <w:rFonts w:asciiTheme="majorHAnsi" w:eastAsiaTheme="majorEastAsia" w:hAnsiTheme="majorHAnsi" w:cstheme="majorBidi"/>
+      <w:rFonts/>
       <w:color w:val="000000" w:themeColor="text1"/>
     </w:rPr>
     <w:tblPr>
@@ -8624,7 +8479,7 @@
       <w:spacing w:after="0" w:line="240" w:lineRule="auto"/>
     </w:pPr>
     <w:rPr>
-      <w:rFonts w:asciiTheme="majorHAnsi" w:eastAsiaTheme="majorEastAsia" w:hAnsiTheme="majorHAnsi" w:cstheme="majorBidi"/>
+      <w:rFonts/>
       <w:color w:val="000000" w:themeColor="text1"/>
     </w:rPr>
     <w:tblPr>

--- a/az/discovery-articles/1.4 Yazı sistemləri.docx
+++ b/az/discovery-articles/1.4 Yazı sistemləri.docx
@@ -32,7 +32,7 @@
         <w:rPr>
           <w:sz w:val="20"/>
         </w:rPr>
-        <w:t>Dövr: təxminən e.ə. 3400–3000-ci illər (Şumer mixi yazısı); təxminən e.ə. 3200-cü il (Misir heroqlifləri) | Əsas mərkəzlər: Şumer, Misir, Çin və Mezoamerika; son iki bölgədə müstəqil yaranma</w:t>
+        <w:t>Dövr: təxminən e.ə. 3400–3000-ci illər — Şumer mixi yazısı; təxminən e.ə. 3200-cü il — Misir heroqlifləri | Əsas mərkəzlər: Şumer, Misir, Çin və Mezoamerika; Çin və Mezoamerikada yazı müstəqil şəkildə yaranıb</w:t>
       </w:r>
     </w:p>
     <w:p>
@@ -40,7 +40,7 @@
         <w:widowControl/>
       </w:pPr>
       <w:r>
-        <w:t>Yazı sözləri və rəqəmləri uzun müddət qorunan işarələrə çevirir. Ayrı-ayrı yerlərdə müstəqil yaranan bu vasitə qanunları, hesabları, elmi bilikləri və ədəbi əsərləri sonrakı nəsillərin də oxumasına imkan verdi.</w:t>
+        <w:t>Yazı danışılan sözü və aparılan hesabı qalıcı işarələrlə qeydə almağa imkan verir. Dünyanın ayrı-ayrı yerlərində yaranan bu vasitə sayəsində qanunlar, hesablar, elmi biliklər və ədəbi əsərlər onları yaradan insanlardan sonra da yaşadı, gələcək nəsillərə çatdı.</w:t>
       </w:r>
     </w:p>
     <w:p>
@@ -58,7 +58,7 @@
         <w:widowControl/>
       </w:pPr>
       <w:r>
-        <w:t>Yazı ən azı Şumerdə, Misirdə, Çində və Mezoamerikada müstəqil şəkildə yaranıb.</w:t>
+        <w:t>Şumer, Misir, Çin və Mezoamerika yazının müstəqil yarandığı əsas mərkəzlər sayılır.</w:t>
       </w:r>
     </w:p>
     <w:p>
@@ -67,7 +67,7 @@
         <w:widowControl/>
       </w:pPr>
       <w:r>
-        <w:t>E.ə. IV minilliyin sonlarına aid Şumer mixi yazısı ən qədim yazı sistemlərindəndir.</w:t>
+        <w:t>E.ə. IV minilliyin sonlarına aid Şumer mixi yazısı ən qədim yazı sistemlərindən biridir.</w:t>
       </w:r>
     </w:p>
     <w:p>
@@ -76,7 +76,7 @@
         <w:widowControl/>
       </w:pPr>
       <w:r>
-        <w:t>Misir heroqliflərinə təxminən e.ə. 3200-cü ildən rast gəlinir.</w:t>
+        <w:t>Misir heroqliflərinin təxminən e.ə. 3200-cü ilə aid nümunələri məlumdur.</w:t>
       </w:r>
     </w:p>
     <w:p>
@@ -85,7 +85,7 @@
         <w:widowControl/>
       </w:pPr>
       <w:r>
-        <w:t>İlk əlifbalardan biri e.ə. II minillikdə Levantda yaranıb.</w:t>
+        <w:t>İlk əlifbalardan biri e.ə. II minillikdə Levantda — Aralıq dənizinin şərq sahillərində yaranıb.</w:t>
       </w:r>
     </w:p>
     <w:p>
@@ -94,7 +94,7 @@
         <w:widowControl/>
       </w:pPr>
       <w:r>
-        <w:t>Yazı biliklərin toplanıb ötürülməsinə, eləcə də hakimiyyətin yazılı sənədlərlə həyata keçirilməsinə imkan verdi.</w:t>
+        <w:t>Yazı bilikləri qoruyub sonrakı nəsillərə ötürməyə və dövlət işlərini sənədlər əsasında aparmağa imkan verib.</w:t>
       </w:r>
     </w:p>
     <w:p>
@@ -103,15 +103,7 @@
         <w:widowControl/>
       </w:pPr>
       <w:r>
-        <w:t>Bu nədir</w:t>
-      </w:r>
-    </w:p>
-    <w:p>
-      <w:pPr>
-        <w:widowControl/>
-      </w:pPr>
-      <w:r>
-        <w:t>Yazı sistemi sözləri, səsləri və ya hər ikisini ifadə edən işarələr toplusudur. Onun vasitəsilə məlumatı saxlamaq və sonradan oxumaq mümkündür. Bu, məsələn, ov səhnəsinin şəklini çəkməklə eyni deyil. Yazı bir adı, borcu, duanı və ya qanunu müəllifi yanında olmadan da başa düşüləcək şəkildə qeydə alır. Beləcə, yaddaş yalnız insan zehnində deyil, gil, daş, sümük və kağız üzərində də qorunmağa başladı.</w:t>
+        <w:t>Bu nədir?</w:t>
       </w:r>
     </w:p>
     <w:p>
@@ -120,15 +112,7 @@
         <w:widowControl/>
       </w:pPr>
       <w:r>
-        <w:t>Kim kəşf edib və ya yaradıb</w:t>
-      </w:r>
-    </w:p>
-    <w:p>
-      <w:pPr>
-        <w:widowControl/>
-      </w:pPr>
-      <w:r>
-        <w:t>Yazının da tək bir ixtiraçısı yoxdur. Cənubi Mesopotamiyada şumerlər mixi yazını, misirlilər heroqlifləri yaratdılar. Çində bu gün də davamı yaşayan işarələr sistemi formalaşdı. Mayyalar və Mezoamerikanın başqa xalqları da yazını müstəqil yaratdılar. İlk mirzələr çox vaxt şair deyil, hesabdar və məbəd işçiləri idi. Əsas ehtiyac taxılı, əməyi və verilən nəzirləri qeydə almaq idi.</w:t>
+        <w:t>Yazı sözləri, səsləri və ya hər ikisini müəyyən işarələrlə ifadə edən sistemdir. Onun köməyi ilə məlumatı qeydə almaq, saxlamaq və sonradan oxumaq olur.</w:t>
       </w:r>
     </w:p>
     <w:p>
@@ -137,15 +121,79 @@
         <w:widowControl/>
       </w:pPr>
       <w:r>
-        <w:t>Nə vaxt və necə yaranıb</w:t>
+        <w:t>Ov səhnəsinin rəsmini çəkməklə yazı yazmaq eyni şey deyil. Yazı bir adı, borcu, duanı və ya qanunu elə qeydə alır ki, onu yazan adam yanında olmasa da, həmin yazını bilən şəxs mənasını başa düşə bilir.</w:t>
       </w:r>
     </w:p>
     <w:p>
       <w:pPr>
+        <w:pStyle w:val="Heading1"/>
         <w:widowControl/>
       </w:pPr>
       <w:r>
-        <w:t>Şumer yazısı e.ə. IV minilliyin sonlarında, təxminən e.ə. 3400–3000-ci illərdə meydana çıxdı. Misir yazısı da yaxın dövrə — təxminən e.ə. 3200-cü ilə aiddir. Çin yazısının günümüzə çatan nümunələri daha sonrakı dövrə aid olsa da, o, müstəqil yaranmışdı. Səsləri az sayda işarə ilə göstərən əlifba e.ə. II minillikdə qədim Levantda yarandı, sonra Finikiya, yunan və digər yazılar vasitəsilə yayıldı. Hər sistem yerli dilə və materiallara uyğun inkişaf edirdi: gilə basılmış pazşəkilli izlər, papirus üzərində mürəkkəb, sümüyə oyulmuş və ağac qabığına çəkilmiş işarələr.</w:t>
+        <w:t>Beləcə, məlumatı qorumaq üçün yalnız insan yaddaşına güvənmək lazım gəlmədi. Gil lövhələr, daş, sümük, daha sonralar isə kağız insanın bildiklərini və demək istədiklərini saxlamağa başladı.</w:t>
+      </w:r>
+    </w:p>
+    <w:p>
+      <w:pPr>
+        <w:pStyle w:val="Heading1"/>
+        <w:widowControl/>
+      </w:pPr>
+      <w:r>
+        <w:t>Kim yaradıb?</w:t>
+      </w:r>
+    </w:p>
+    <w:p>
+      <w:pPr>
+        <w:pStyle w:val="Heading1"/>
+        <w:widowControl/>
+      </w:pPr>
+      <w:r>
+        <w:t>Yazının tək bir ixtiraçısı yoxdur. Cənubi Mesopotamiyada şumerlər mixi yazını, misirlilər isə heroqlifləri yaratdılar. Çində formalaşan işarələr sistemi zamanla dəyişərək bu günədək gəlib çatıb. Mezoamerikada da, o cümlədən mayyalar arasında, başqa bölgələrdən asılı olmayan yazı ənənələri yaranıb.</w:t>
+      </w:r>
+    </w:p>
+    <w:p>
+      <w:pPr>
+        <w:pStyle w:val="Heading1"/>
+        <w:widowControl/>
+      </w:pPr>
+      <w:r>
+        <w:t>İlk mirzələrin işi çox vaxt şeir və hekayə yazmaqdan daha çox hesab aparmaqla bağlı idi. Onlar təsərrüfatlarda və məbədlərdə çalışır, taxıl ehtiyatını, görülən işi və məbədə verilən nəzirləri qeydə alırdılar. Yazının inkişafına təkan verən əsas ehtiyaclardan biri məhz bu hesabları unutmamaq və yoxlaya bilmək idi.</w:t>
+      </w:r>
+    </w:p>
+    <w:p>
+      <w:pPr>
+        <w:pStyle w:val="Heading1"/>
+        <w:widowControl/>
+      </w:pPr>
+      <w:r>
+        <w:t>Nə vaxt və necə yaranıb?</w:t>
+      </w:r>
+    </w:p>
+    <w:p>
+      <w:pPr>
+        <w:pStyle w:val="Heading1"/>
+        <w:widowControl/>
+      </w:pPr>
+      <w:r>
+        <w:t>Şumer yazısı e.ə. IV minilliyin sonlarında, təxminən e.ə. 3400–3000-ci illərdə meydana çıxdı. Misir yazısının ilk nümunələri də yaxın dövrə — təxminən e.ə. 3200-cü ilə aiddir. Çin yazısının bizə gəlib çatan nümunələri daha sonrakı tarixlərə aid olsa da, bu yazı müstəqil şəkildə yaranmışdı.</w:t>
+      </w:r>
+    </w:p>
+    <w:p>
+      <w:pPr>
+        <w:pStyle w:val="Heading1"/>
+        <w:widowControl/>
+      </w:pPr>
+      <w:r>
+        <w:t>Səsləri nisbətən az sayda işarə ilə göstərən ilk əlifbalardan biri e.ə. II minillikdə qədim Levantda formalaşdı. Əlifba prinsipi sonralar Finikiya, yunan və digər yazılar vasitəsilə yayıldı.</w:t>
+      </w:r>
+    </w:p>
+    <w:p>
+      <w:pPr>
+        <w:pStyle w:val="Heading1"/>
+        <w:widowControl/>
+      </w:pPr>
+      <w:r>
+        <w:t>Hər yazı sistemi işlədildiyi dilə və üzərinə yazılan materiala uyğun inkişaf edirdi. Gildə pazşəkilli izlər buraxılır, papirus üzərinə mürəkkəblə yazılır, sümüyə işarələr oyulur, ağac qabığına yazılar çəkilirdi.</w:t>
       </w:r>
     </w:p>
     <w:p>
@@ -159,10 +207,29 @@
     </w:p>
     <w:p>
       <w:pPr>
+        <w:pStyle w:val="Heading1"/>
         <w:widowControl/>
       </w:pPr>
       <w:r>
-        <w:t>Yazı biliklərin nəsildən-nəslə toplanmasına imkan verir. Ulduzların siyahısı, müalicə resepti və ya müqavilə müəllifindən sonra da qalır. Mücərrəd düşünmək də asanlaşır: hesablamanı yoxlamaq, iki qanunu müqayisə etmək və ya mətni şagirdlər üçün köçürmək olur. Bildiyimiz şəkildə elm, tarix və ədəbiyyat bundan asılıdır. Yazı olmasaydı, hər nəsil çox şeyi yalnız şifahi məlumat əsasında yenidən öyrənməli olardı.</w:t>
+        <w:t>Yazı hər nəslin öyrəndiklərini əvvəlki nəsillərin biliklərinə əlavə etməsinə imkan verir. Ulduzlar haqqında qeydlər, müalicə reseptləri və müqavilələr onları yazanlardan sonra da qalır.</w:t>
+      </w:r>
+    </w:p>
+    <w:p>
+      <w:pPr>
+        <w:pStyle w:val="Heading1"/>
+        <w:widowControl/>
+      </w:pPr>
+      <w:r>
+        <w:t>Fikri yazıya almaq onu araşdırmağı da asanlaşdırır. Hesablamaya yenidən baxıb səhvini tapmaq, iki qanunun mətnini yanaşı qoyub müqayisə etmək, bir əsəri şagirdlər üçün köçürmək mümkün olur. Bu, mücərrəd düşüncənin inkişafına da kömək edir.</w:t>
+      </w:r>
+    </w:p>
+    <w:p>
+      <w:pPr>
+        <w:pStyle w:val="Heading1"/>
+        <w:widowControl/>
+      </w:pPr>
+      <w:r>
+        <w:t>Bu gün tanıdığımız elm, tarix və ədəbiyyat yazı ilə sıx bağlıdır. Yazı olmasaydı, hər nəsil bir çox şeyi yalnız eşitdiklərinə əsasən öyrənməli, unudulan bilikləri isə yenidən əldə etməli olardı.</w:t>
       </w:r>
     </w:p>
     <w:p>
@@ -176,10 +243,11 @@
     </w:p>
     <w:p>
       <w:pPr>
+        <w:pStyle w:val="Heading1"/>
         <w:widowControl/>
       </w:pPr>
       <w:r>
-        <w:t>Yazı sistemləri kitabxanaların, məktəblərin, idarəçilik aparatının və müqəddəs kitabların yaranmasına yol açdı. Minlərlə söz işarəsi ilə müqayisədə əlifba savadlanmağı asanlaşdırdı. Kağız, çap və rəqəmsal mətn bu inkişafın sonrakı mərhələləridir. Hər məlumat bazası və hər konstitusiya yenə də yazıya söykənir. İnternet yazını əvəz etmədi, onun istifadəsini dəfələrlə artırdı.</w:t>
+        <w:t>Yazı kitabxanaların, məktəblərin, dövlət idarəçiliyinin və müqəddəs mətnlərin formalaşmasına yol açdı. Minlərlə söz işarəsini yadda saxlamaqla müqayisədə, daha az işarədən ibarət əlifbanı öyrənmək asan idi. Bu da oxuyub-yazmağın yayılmasına kömək etdi.</w:t>
       </w:r>
     </w:p>
     <w:p>
@@ -188,15 +256,43 @@
         <w:widowControl/>
       </w:pPr>
       <w:r>
-        <w:t>İnsan həyatını necə dəyişib</w:t>
+        <w:t>Kağızın hazırlanması, çapın yaranması və mətnin rəqəmsal şəkildə saxlanması həmin inkişafın sonrakı mərhələləridir. Məlumat bazaları da, dövlətlərin konstitusiyaları da yazıya əsaslanır. İnternet yazını aradan qaldırmadı; əksinə, insanların daha çox yazmasına və yazdıqlarını daha geniş yaymasına imkan verdi.</w:t>
       </w:r>
     </w:p>
     <w:p>
       <w:pPr>
+        <w:pStyle w:val="Heading1"/>
         <w:widowControl/>
       </w:pPr>
       <w:r>
-        <w:t>Yazı hakimiyyətin kimdə olmasına və keçmişin necə xatırlanmasına təsir etdi. Müqavilələri qorudu, eyni zamanda nəzarət və təbliğat vasitəsinə çevrildi. Zamanla əvvəllər yalnız mütəxəssislərə əlçatan olan hekayə və qanunları adi insanlar da oxuya bildilər. Keçmişlə əlaqəmiz gücləndi: özlərindən yazılı iz qoyduqları üçün çoxdan yaşamış insanların fikirlərini bu gün də müzakirə edə bilirik.</w:t>
+        <w:t>İnsan həyatını necə dəyişib?</w:t>
+      </w:r>
+    </w:p>
+    <w:p>
+      <w:pPr>
+        <w:pStyle w:val="Heading1"/>
+        <w:widowControl/>
+      </w:pPr>
+      <w:r>
+        <w:t>Yazı hakimiyyətin kimlərin əlində cəmlənməsinə və keçmişdən nələrin yadda qalmasına təsir göstərdi. Razılaşmaları sənədləşdirib qorumağa imkan verdi, eyni zamanda nəzarət və təbliğat vasitəsi kimi də işlədildi.</w:t>
+      </w:r>
+    </w:p>
+    <w:p>
+      <w:pPr>
+        <w:pStyle w:val="Heading1"/>
+        <w:widowControl/>
+      </w:pPr>
+      <w:r>
+        <w:t>Oxuyub-yazmaq yayıldıqca əvvəllər yalnız bu işin bilicilərinin oxuya bildiyi hekayə və qanunlarla daha çox insan tanış oldu.</w:t>
+      </w:r>
+    </w:p>
+    <w:p>
+      <w:pPr>
+        <w:pStyle w:val="Heading1"/>
+        <w:widowControl/>
+      </w:pPr>
+      <w:r>
+        <w:t>Yazı keçmişlə əlaqəmizi də möhkəmləndirdi. Minilliklər əvvəl yaşamış insanlar düşüncələrini yazıya aldıqları üçün bu gün onların sözlərini oxuya, fikirləri üzərində düşünə və onlarla mübahisə edə bilirik.</w:t>
       </w:r>
     </w:p>
     <w:p>
@@ -217,7 +313,7 @@
         <w:rPr>
           <w:sz w:val="20"/>
         </w:rPr>
-        <w:t>C Qurumların materialları və ensiklopedik mənbələr</w:t>
+        <w:t>Qurumların materialları və ensiklopedik mənbələr</w:t>
       </w:r>
     </w:p>
     <w:p>
@@ -277,7 +373,7 @@
         <w:rPr>
           <w:sz w:val="20"/>
         </w:rPr>
-        <w:t>D Muzey arxiv və kitabxana materialları</w:t>
+        <w:t>Muzey arxiv və kitabxana materialları</w:t>
       </w:r>
     </w:p>
     <w:p>
